--- a/file/temp/HCMC_DisenoModelacionCaucesSinuosos_EduCont_2026.docx
+++ b/file/temp/HCMC_DisenoModelacionCaucesSinuosos_EduCont_2026.docx
@@ -1851,14 +1851,7 @@
                 <w:rFonts w:ascii="Arial Narrow" w:hAnsi="Arial Narrow"/>
                 <w:color w:val="2E74B5" w:themeColor="accent1" w:themeShade="BF"/>
               </w:rPr>
-              <w:t xml:space="preserve">Los cursos de </w:t>
-            </w:r>
-            <w:r>
-              <w:rPr>
-                <w:rFonts w:ascii="Arial Narrow" w:hAnsi="Arial Narrow"/>
-                <w:color w:val="2E74B5" w:themeColor="accent1" w:themeShade="BF"/>
-              </w:rPr>
-              <w:t>Diseño y Modelación 1D/2D de Cauces Sinuosos Artificiales con HEC-RAS</w:t>
+              <w:t>Los cursos de Diseño y Modelación 1D/2D de Cauces Sinuosos Artificiales con HEC-RAS</w:t>
             </w:r>
             <w:r>
               <w:rPr>
@@ -2580,14 +2573,7 @@
                 <w:rFonts w:ascii="Arial Narrow" w:hAnsi="Arial Narrow"/>
                 <w:color w:val="2E74B5" w:themeColor="accent1" w:themeShade="BF"/>
               </w:rPr>
-              <w:t xml:space="preserve">de </w:t>
-            </w:r>
-            <w:r>
-              <w:rPr>
-                <w:rFonts w:ascii="Arial Narrow" w:hAnsi="Arial Narrow"/>
-                <w:color w:val="2E74B5" w:themeColor="accent1" w:themeShade="BF"/>
-              </w:rPr>
-              <w:t>Diseño y Modelación 1D/2D de Cauces Sinuosos Artificiales con HEC-RAS</w:t>
+              <w:t>de Diseño y Modelación 1D/2D de Cauces Sinuosos Artificiales con HEC-RAS</w:t>
             </w:r>
             <w:r>
               <w:rPr>
@@ -3767,6 +3753,7 @@
                 <w:b/>
                 <w:lang w:val="es-CO"/>
               </w:rPr>
+              <w:lastRenderedPageBreak/>
               <w:t>Utilización de software</w:t>
             </w:r>
           </w:p>
@@ -5211,27 +5198,7 @@
                 <w:color w:val="0070C0"/>
                 <w:szCs w:val="24"/>
               </w:rPr>
-              <w:t xml:space="preserve">Perfil de terreno del valle, evaluación de estructuras de caída y análisis de corte vs. </w:t>
-            </w:r>
-            <w:r>
-              <w:rPr>
-                <w:rFonts w:ascii="Arial Narrow" w:hAnsi="Arial Narrow" w:cs="Arial"/>
-                <w:b w:val="0"/>
-                <w:bCs/>
-                <w:color w:val="0070C0"/>
-                <w:szCs w:val="24"/>
-              </w:rPr>
-              <w:t>R</w:t>
-            </w:r>
-            <w:r>
-              <w:rPr>
-                <w:rFonts w:ascii="Arial Narrow" w:hAnsi="Arial Narrow" w:cs="Arial"/>
-                <w:b w:val="0"/>
-                <w:bCs/>
-                <w:color w:val="0070C0"/>
-                <w:szCs w:val="24"/>
-              </w:rPr>
-              <w:t>elleno</w:t>
+              <w:t>Perfil de terreno del valle, evaluación de estructuras de caída y análisis de corte vs. Relleno</w:t>
             </w:r>
           </w:p>
           <w:p>
@@ -7157,14 +7124,49 @@
                 <w:rFonts w:ascii="Arial Narrow" w:hAnsi="Arial Narrow"/>
                 <w:color w:val="0070C0"/>
               </w:rPr>
-              <w:t>Dirigido a estudiantes de maestría, ingenieros y profesionales de diferentes disciplinas que requieran aprender y/o fortalecer sus conocimientos en el diseño y modelación de cauces.</w:t>
-            </w:r>
-            <w:r>
-              <w:rPr>
-                <w:rFonts w:ascii="Arial Narrow" w:hAnsi="Arial Narrow"/>
-                <w:color w:val="0070C0"/>
-              </w:rPr>
-              <w:t xml:space="preserve"> </w:t>
+              <w:t>Dirigido a estudiantes de maestría, ingenieros y profesionales de diferentes disciplinas</w:t>
+            </w:r>
+            <w:r>
+              <w:rPr>
+                <w:rFonts w:ascii="Arial Narrow" w:hAnsi="Arial Narrow"/>
+                <w:color w:val="0070C0"/>
+              </w:rPr>
+              <w:t xml:space="preserve"> relacionadas con la </w:t>
+            </w:r>
+            <w:r>
+              <w:rPr>
+                <w:rFonts w:ascii="Arial Narrow" w:hAnsi="Arial Narrow"/>
+                <w:color w:val="0070C0"/>
+              </w:rPr>
+              <w:t xml:space="preserve">Ingeniería Civil, Sanitaria </w:t>
+            </w:r>
+            <w:r>
+              <w:rPr>
+                <w:rFonts w:ascii="Arial Narrow" w:hAnsi="Arial Narrow"/>
+                <w:color w:val="0070C0"/>
+              </w:rPr>
+              <w:t xml:space="preserve">y </w:t>
+            </w:r>
+            <w:r>
+              <w:rPr>
+                <w:rFonts w:ascii="Arial Narrow" w:hAnsi="Arial Narrow"/>
+                <w:color w:val="0070C0"/>
+              </w:rPr>
+              <w:t>Ambiental</w:t>
+            </w:r>
+            <w:r>
+              <w:rPr>
+                <w:rFonts w:ascii="Arial Narrow" w:hAnsi="Arial Narrow"/>
+                <w:color w:val="0070C0"/>
+              </w:rPr>
+              <w:t>,</w:t>
+            </w:r>
+            <w:r>
+              <w:rPr>
+                <w:rFonts w:ascii="Arial Narrow" w:hAnsi="Arial Narrow"/>
+                <w:color w:val="0070C0"/>
+              </w:rPr>
+              <w:t xml:space="preserve"> que requieran aprender y/o fortalecer sus conocimientos en el diseño y modelación de cauces</w:t>
             </w:r>
           </w:p>
         </w:tc>
@@ -7299,7 +7301,28 @@
                 <w:rFonts w:ascii="Arial Narrow" w:hAnsi="Arial Narrow"/>
                 <w:color w:val="0070C0"/>
               </w:rPr>
-              <w:t xml:space="preserve">0 a 10 años de experiencia en el área </w:t>
+              <w:t>0 a 10 años de experiencia en el área</w:t>
+            </w:r>
+            <w:r>
+              <w:rPr>
+                <w:rFonts w:ascii="Arial Narrow" w:hAnsi="Arial Narrow"/>
+                <w:color w:val="0070C0"/>
+              </w:rPr>
+              <w:t xml:space="preserve"> gestión del riesgo, diseño de realineamientos, análisis de inundaciones</w:t>
+            </w:r>
+            <w:r>
+              <w:rPr>
+                <w:rFonts w:ascii="Arial Narrow" w:hAnsi="Arial Narrow"/>
+                <w:color w:val="0070C0"/>
+              </w:rPr>
+              <w:t xml:space="preserve"> </w:t>
+            </w:r>
+            <w:r>
+              <w:rPr>
+                <w:rFonts w:ascii="Arial Narrow" w:hAnsi="Arial Narrow"/>
+                <w:color w:val="0070C0"/>
+              </w:rPr>
+              <w:t>o gestión municipal de recursos hidráulicos</w:t>
             </w:r>
           </w:p>
         </w:tc>
@@ -7594,6 +7617,7 @@
                 <w:rFonts w:ascii="Arial Narrow" w:hAnsi="Arial Narrow"/>
                 <w:b/>
               </w:rPr>
+              <w:lastRenderedPageBreak/>
               <w:t>Cuáles</w:t>
             </w:r>
             <w:r>
@@ -7635,7 +7659,6 @@
                 <w:i/>
                 <w:iCs/>
               </w:rPr>
-              <w:lastRenderedPageBreak/>
               <w:t>par</w:t>
             </w:r>
             <w:r>
@@ -7697,16 +7720,7 @@
                 <w:rFonts w:ascii="Arial Narrow" w:hAnsi="Arial Narrow"/>
                 <w:color w:val="0070C0"/>
               </w:rPr>
-              <w:lastRenderedPageBreak/>
-              <w:t xml:space="preserve">Una persona interesada en tomar cursos de modelación hidrológica e hidráulica suele buscar fortalecer su perfil técnico para asumir mayores responsabilidades dentro de equipos de ingeniería, mejorar la calidad de los proyectos que lidera o </w:t>
-            </w:r>
-            <w:r>
-              <w:rPr>
-                <w:rFonts w:ascii="Arial Narrow" w:hAnsi="Arial Narrow"/>
-                <w:color w:val="0070C0"/>
-              </w:rPr>
-              <w:lastRenderedPageBreak/>
-              <w:t>aspira a liderar, y posicionarse como referente en el uso de herramientas de simulación. Su motivación común es escalar profesionalmente, ya sea hacia roles de coordinación, jefatura o gerencia, o hacia posiciones especializadas que requieren un dominio profundo del análisis numérico, la toma de decisiones basada en modelos y la resolución de problemas complejos relacionados con el agua y la infraestructura.</w:t>
+              <w:t>Una persona interesada en tomar cursos de modelación hidrológica e hidráulica suele buscar fortalecer su perfil técnico para asumir mayores responsabilidades dentro de equipos de ingeniería, mejorar la calidad de los proyectos que lidera o aspira a liderar, y posicionarse como referente en el uso de herramientas de simulación. Su motivación común es escalar profesionalmente, ya sea hacia roles de coordinación, jefatura o gerencia, o hacia posiciones especializadas que requieren un dominio profundo del análisis numérico, la toma de decisiones basada en modelos y la resolución de problemas complejos relacionados con el agua y la infraestructura.</w:t>
             </w:r>
           </w:p>
           <w:p>
@@ -7771,7 +7785,6 @@
                 <w:i/>
                 <w:iCs/>
               </w:rPr>
-              <w:lastRenderedPageBreak/>
               <w:t xml:space="preserve">Objetivo del programa </w:t>
             </w:r>
           </w:p>
@@ -8204,6 +8217,7 @@
                 <w:i/>
                 <w:iCs/>
               </w:rPr>
+              <w:lastRenderedPageBreak/>
               <w:t>Mencion</w:t>
             </w:r>
             <w:r>
@@ -8334,7 +8348,6 @@
                 <w:i/>
                 <w:iCs/>
               </w:rPr>
-              <w:lastRenderedPageBreak/>
               <w:t xml:space="preserve">Ejemplo: El mercado de energías renovables está valuado en XXX billones en Colombia y se prevé un crecimiento en la industria de XX% del 2023 al 2027. </w:t>
             </w:r>
           </w:p>
@@ -8384,15 +8397,7 @@
                 <w:color w:val="0070C0"/>
                 <w:lang w:val="es-CO"/>
               </w:rPr>
-              <w:t>Diseño y Modelación de Cauces Sinuosos Artificiales</w:t>
-            </w:r>
-            <w:r>
-              <w:rPr>
-                <w:rFonts w:ascii="Arial Narrow" w:hAnsi="Arial Narrow"/>
-                <w:color w:val="0070C0"/>
-                <w:lang w:val="es-CO"/>
-              </w:rPr>
-              <w:t xml:space="preserve">, </w:t>
+              <w:t xml:space="preserve">Diseño y Modelación de Cauces Sinuosos Artificiales, </w:t>
             </w:r>
             <w:r>
               <w:rPr>
@@ -8609,7 +8614,16 @@
                 <w:color w:val="0070C0"/>
                 <w:lang w:val="es-CO"/>
               </w:rPr>
-              <w:t xml:space="preserve">La demanda de profesionales con habilidades en modelación hidrológica e hidráulica es alta y creciente en Colombia, impulsada por el dinamismo del sector de infraestructura, la expansión de obras civiles y la necesidad urgente de gestionar el recurso hídrico con criterios técnicos avanzados. En primer lugar, el país presenta un crecimiento sostenido en obras civiles: la producción del sector aumentó 6,3 % entre 2024 y 2025, destacándose proyectos relacionados con tuberías, líneas de conducción y obras conexas, que requieren profesionales capaces de simular redes hidráulicas y evaluar sistemas de drenaje y abastecimiento. </w:t>
+              <w:t xml:space="preserve">La demanda de profesionales con habilidades en modelación hidrológica e hidráulica es alta y creciente en Colombia, impulsada por el dinamismo del sector de infraestructura, la expansión de obras civiles y la necesidad urgente de gestionar el recurso hídrico con criterios técnicos avanzados. En primer lugar, el país presenta un crecimiento sostenido en obras civiles: la producción del sector aumentó 6,3 % entre 2024 y 2025, destacándose proyectos relacionados con tuberías, líneas de </w:t>
+            </w:r>
+            <w:r>
+              <w:rPr>
+                <w:rFonts w:ascii="Arial Narrow" w:hAnsi="Arial Narrow"/>
+                <w:color w:val="0070C0"/>
+                <w:lang w:val="es-CO"/>
+              </w:rPr>
+              <w:lastRenderedPageBreak/>
+              <w:t xml:space="preserve">conducción y obras conexas, que requieren profesionales capaces de simular redes hidráulicas y evaluar sistemas de drenaje y abastecimiento. </w:t>
             </w:r>
           </w:p>
           <w:p>
@@ -8637,7 +8651,6 @@
                 <w:color w:val="0070C0"/>
                 <w:lang w:val="es-CO"/>
               </w:rPr>
-              <w:lastRenderedPageBreak/>
               <w:t>Paralelamente, la gestión del agua se ha convertido en un área estratégica. Colombia, a pesar de su riqueza hídrica, enfrenta retos importantes por el cambio climático, estrés hídrico y eventos extremos. Estudios indican que la insuficiente seguridad hídrica podría generar pérdidas de hasta 3 % del PIB, lo que lleva a entidades públicas y privadas a priorizar inversiones en infraestructura hídrica, sistemas de drenaje urbano, control de inundaciones y gestión del riesgo, aumentando la demanda de especialistas en modelación para respaldar estas intervenciones. Esta tendencia se refuerza con alertas globales que proyectan incrementos de estrés hídrico y recomiendan la adopción de soluciones digitales y analíticas avanzadas para gestionar el recurso, abriendo espacio a profesionales con capacidades en simulación, análisis y uso de herramientas informáticas especializadas.</w:t>
             </w:r>
           </w:p>
@@ -9162,6 +9175,7 @@
                 <w:rFonts w:ascii="Arial Narrow" w:hAnsi="Arial Narrow" w:cs="Arial"/>
                 <w:b/>
               </w:rPr>
+              <w:lastRenderedPageBreak/>
               <w:t>Nombre de la universidad o institución:</w:t>
             </w:r>
           </w:p>
@@ -9252,7 +9266,6 @@
                 <w:rFonts w:ascii="Arial Narrow" w:hAnsi="Arial Narrow" w:cs="Arial"/>
                 <w:b/>
               </w:rPr>
-              <w:lastRenderedPageBreak/>
               <w:t>Diferencial de programa:</w:t>
             </w:r>
           </w:p>
@@ -9614,37 +9627,7 @@
                 <w:szCs w:val="24"/>
                 <w:lang w:val="es-CO"/>
               </w:rPr>
-              <w:t>Asociación Colombiana de</w:t>
-            </w:r>
-            <w:r>
-              <w:rPr>
-                <w:rFonts w:ascii="Arial Narrow" w:hAnsi="Arial Narrow" w:cs="Arial"/>
-                <w:color w:val="0070C0"/>
-                <w:sz w:val="24"/>
-                <w:szCs w:val="24"/>
-                <w:lang w:val="es-CO"/>
-              </w:rPr>
-              <w:t xml:space="preserve"> </w:t>
-            </w:r>
-            <w:r>
-              <w:rPr>
-                <w:rFonts w:ascii="Arial Narrow" w:hAnsi="Arial Narrow" w:cs="Arial"/>
-                <w:color w:val="0070C0"/>
-                <w:sz w:val="24"/>
-                <w:szCs w:val="24"/>
-                <w:lang w:val="es-CO"/>
-              </w:rPr>
-              <w:t>Ingeniería Sanitaria y Ambiental</w:t>
-            </w:r>
-            <w:r>
-              <w:rPr>
-                <w:rFonts w:ascii="Arial Narrow" w:hAnsi="Arial Narrow" w:cs="Arial"/>
-                <w:color w:val="0070C0"/>
-                <w:sz w:val="24"/>
-                <w:szCs w:val="24"/>
-                <w:lang w:val="es-CO"/>
-              </w:rPr>
-              <w:t xml:space="preserve"> - </w:t>
+              <w:t xml:space="preserve">Asociación Colombiana de Ingeniería Sanitaria y Ambiental - </w:t>
             </w:r>
             <w:r>
               <w:rPr>
@@ -9682,37 +9665,7 @@
                 <w:szCs w:val="24"/>
                 <w:lang w:val="es-CO"/>
               </w:rPr>
-              <w:t>Asociación</w:t>
-            </w:r>
-            <w:r>
-              <w:rPr>
-                <w:rFonts w:ascii="Arial Narrow" w:hAnsi="Arial Narrow" w:cs="Arial"/>
-                <w:color w:val="0070C0"/>
-                <w:sz w:val="24"/>
-                <w:szCs w:val="24"/>
-                <w:lang w:val="es-CO"/>
-              </w:rPr>
-              <w:t xml:space="preserve"> </w:t>
-            </w:r>
-            <w:r>
-              <w:rPr>
-                <w:rFonts w:ascii="Arial Narrow" w:hAnsi="Arial Narrow" w:cs="Arial"/>
-                <w:color w:val="0070C0"/>
-                <w:sz w:val="24"/>
-                <w:szCs w:val="24"/>
-                <w:lang w:val="es-CO"/>
-              </w:rPr>
-              <w:t>Nacional de Empresas de Servicios Públicos y Comunicaciones</w:t>
-            </w:r>
-            <w:r>
-              <w:rPr>
-                <w:rFonts w:ascii="Arial Narrow" w:hAnsi="Arial Narrow" w:cs="Arial"/>
-                <w:color w:val="0070C0"/>
-                <w:sz w:val="24"/>
-                <w:szCs w:val="24"/>
-                <w:lang w:val="es-CO"/>
-              </w:rPr>
-              <w:t xml:space="preserve"> - </w:t>
+              <w:t xml:space="preserve">Asociación Nacional de Empresas de Servicios Públicos y Comunicaciones - </w:t>
             </w:r>
             <w:r>
               <w:rPr>
@@ -9750,17 +9703,7 @@
                 <w:szCs w:val="24"/>
                 <w:lang w:val="es-CO"/>
               </w:rPr>
-              <w:t>Cámara Colombiana de la Infraestructura</w:t>
-            </w:r>
-            <w:r>
-              <w:rPr>
-                <w:rFonts w:ascii="Arial Narrow" w:hAnsi="Arial Narrow" w:cs="Arial"/>
-                <w:color w:val="0070C0"/>
-                <w:sz w:val="24"/>
-                <w:szCs w:val="24"/>
-                <w:lang w:val="es-CO"/>
-              </w:rPr>
-              <w:t xml:space="preserve"> - </w:t>
+              <w:t xml:space="preserve">Cámara Colombiana de la Infraestructura - </w:t>
             </w:r>
             <w:r>
               <w:rPr>
@@ -9798,17 +9741,7 @@
                 <w:szCs w:val="24"/>
                 <w:lang w:val="es-CO"/>
               </w:rPr>
-              <w:t>Sociedad Americana de Ingenieros Civiles</w:t>
-            </w:r>
-            <w:r>
-              <w:rPr>
-                <w:rFonts w:ascii="Arial Narrow" w:hAnsi="Arial Narrow" w:cs="Arial"/>
-                <w:color w:val="0070C0"/>
-                <w:sz w:val="24"/>
-                <w:szCs w:val="24"/>
-                <w:lang w:val="es-CO"/>
-              </w:rPr>
-              <w:t xml:space="preserve"> - A</w:t>
+              <w:t>Sociedad Americana de Ingenieros Civiles - A</w:t>
             </w:r>
             <w:r>
               <w:rPr>
@@ -9846,17 +9779,7 @@
                 <w:szCs w:val="24"/>
                 <w:lang w:val="es-CO"/>
               </w:rPr>
-              <w:t>Autoridad Nacional de Licencias Ambientales</w:t>
-            </w:r>
-            <w:r>
-              <w:rPr>
-                <w:rFonts w:ascii="Arial Narrow" w:hAnsi="Arial Narrow" w:cs="Arial"/>
-                <w:color w:val="0070C0"/>
-                <w:sz w:val="24"/>
-                <w:szCs w:val="24"/>
-                <w:lang w:val="es-CO"/>
-              </w:rPr>
-              <w:t xml:space="preserve"> - </w:t>
+              <w:t xml:space="preserve">Autoridad Nacional de Licencias Ambientales - </w:t>
             </w:r>
             <w:r>
               <w:rPr>
@@ -9894,17 +9817,7 @@
                 <w:szCs w:val="24"/>
                 <w:lang w:val="es-CO"/>
               </w:rPr>
-              <w:t>Empresa de Acueducto y Alcantarillado de Bogotá</w:t>
-            </w:r>
-            <w:r>
-              <w:rPr>
-                <w:rFonts w:ascii="Arial Narrow" w:hAnsi="Arial Narrow" w:cs="Arial"/>
-                <w:color w:val="0070C0"/>
-                <w:sz w:val="24"/>
-                <w:szCs w:val="24"/>
-                <w:lang w:val="es-CO"/>
-              </w:rPr>
-              <w:t xml:space="preserve"> – EAAB</w:t>
+              <w:t>Empresa de Acueducto y Alcantarillado de Bogotá – EAAB</w:t>
             </w:r>
           </w:p>
           <w:p>
@@ -9932,17 +9845,7 @@
                 <w:szCs w:val="24"/>
                 <w:lang w:val="es-CO"/>
               </w:rPr>
-              <w:t>Empresas Públicas de Cundinamarca</w:t>
-            </w:r>
-            <w:r>
-              <w:rPr>
-                <w:rFonts w:ascii="Arial Narrow" w:hAnsi="Arial Narrow" w:cs="Arial"/>
-                <w:color w:val="0070C0"/>
-                <w:sz w:val="24"/>
-                <w:szCs w:val="24"/>
-                <w:lang w:val="es-CO"/>
-              </w:rPr>
-              <w:t xml:space="preserve"> - EPC</w:t>
+              <w:t>Empresas Públicas de Cundinamarca - EPC</w:t>
             </w:r>
           </w:p>
         </w:tc>
@@ -10168,6 +10071,7 @@
                 <w:szCs w:val="24"/>
                 <w:lang w:val="es-CO"/>
               </w:rPr>
+              <w:lastRenderedPageBreak/>
               <w:t xml:space="preserve">Publicaciones y boletines de ACODAL (comunicados, congresos, boletines del sector). </w:t>
             </w:r>
           </w:p>
@@ -10196,7 +10100,6 @@
                 <w:szCs w:val="24"/>
                 <w:lang w:val="es-CO"/>
               </w:rPr>
-              <w:lastRenderedPageBreak/>
               <w:t>CCI – Revista “Infraestructura &amp; Desarrollo” y notas sectoriales (contexto de obras civiles con requerimientos hidráulicos/hidrológicos).</w:t>
             </w:r>
           </w:p>
@@ -10334,15 +10237,7 @@
                 <w:color w:val="0070C0"/>
                 <w:lang w:val="en-US"/>
               </w:rPr>
-              <w:t xml:space="preserve">HEC-RAS by </w:t>
-            </w:r>
-            <w:r>
-              <w:rPr>
-                <w:rFonts w:ascii="Arial Narrow" w:hAnsi="Arial Narrow"/>
-                <w:color w:val="0070C0"/>
-                <w:lang w:val="en-US"/>
-              </w:rPr>
-              <w:t>Stanford Gibson</w:t>
+              <w:t>HEC-RAS by Stanford Gibson</w:t>
             </w:r>
           </w:p>
           <w:p>
@@ -10589,23 +10484,7 @@
         <w:sz w:val="20"/>
         <w:szCs w:val="20"/>
       </w:rPr>
-      <w:t xml:space="preserve"> </w:t>
-    </w:r>
-    <w:r>
-      <w:rPr>
-        <w:rFonts w:ascii="Abadi MT Condensed Light" w:hAnsi="Abadi MT Condensed Light"/>
-        <w:sz w:val="20"/>
-        <w:szCs w:val="20"/>
-      </w:rPr>
-      <w:t>•</w:t>
-    </w:r>
-    <w:r>
-      <w:rPr>
-        <w:rFonts w:ascii="Abadi MT Condensed Light" w:hAnsi="Abadi MT Condensed Light"/>
-        <w:sz w:val="20"/>
-        <w:szCs w:val="20"/>
-      </w:rPr>
-      <w:t xml:space="preserve"> </w:t>
+      <w:t xml:space="preserve"> • </w:t>
     </w:r>
     <w:r>
       <w:rPr>
@@ -10621,15 +10500,7 @@
         <w:sz w:val="20"/>
         <w:szCs w:val="20"/>
       </w:rPr>
-      <w:t xml:space="preserve"> </w:t>
-    </w:r>
-    <w:r>
-      <w:rPr>
-        <w:rFonts w:ascii="Abadi MT Condensed Light" w:hAnsi="Abadi MT Condensed Light"/>
-        <w:sz w:val="20"/>
-        <w:szCs w:val="20"/>
-      </w:rPr>
-      <w:t>•</w:t>
+      <w:t xml:space="preserve"> •</w:t>
     </w:r>
     <w:r>
       <w:rPr>
@@ -14654,6 +14525,7 @@
   <w:style w:type="character" w:default="1" w:styleId="DefaultParagraphFont">
     <w:name w:val="Default Paragraph Font"/>
     <w:uiPriority w:val="1"/>
+    <w:semiHidden/>
     <w:unhideWhenUsed/>
   </w:style>
   <w:style w:type="table" w:default="1" w:styleId="TableNormal">
@@ -14995,6 +14867,18 @@
       <w:lang w:val="es-ES" w:eastAsia="es-ES"/>
     </w:rPr>
   </w:style>
+  <w:style w:type="character" w:styleId="FollowedHyperlink">
+    <w:name w:val="FollowedHyperlink"/>
+    <w:basedOn w:val="DefaultParagraphFont"/>
+    <w:uiPriority w:val="99"/>
+    <w:semiHidden/>
+    <w:unhideWhenUsed/>
+    <w:rsid w:val="00820F6B"/>
+    <w:rPr>
+      <w:color w:val="954F72" w:themeColor="followedHyperlink"/>
+      <w:u w:val="single"/>
+    </w:rPr>
+  </w:style>
 </w:styles>
 </file>
 
@@ -15260,20 +15144,20 @@
 </file>
 
 <file path=customXml/item1.xml><?xml version="1.0" encoding="utf-8"?>
-<p:properties xmlns:p="http://schemas.microsoft.com/office/2006/metadata/properties" xmlns:xsi="http://www.w3.org/2001/XMLSchema-instance" xmlns:pc="http://schemas.microsoft.com/office/infopath/2007/PartnerControls">
-  <documentManagement>
-    <_activity xmlns="bf3e1746-bde1-4d6e-9c3f-7182572f7502" xsi:nil="true"/>
-  </documentManagement>
-</p:properties>
-</file>
-
-<file path=customXml/item2.xml><?xml version="1.0" encoding="utf-8"?>
 <?mso-contentType ?>
 <FormTemplates xmlns="http://schemas.microsoft.com/sharepoint/v3/contenttype/forms">
   <Display>DocumentLibraryForm</Display>
   <Edit>DocumentLibraryForm</Edit>
   <New>DocumentLibraryForm</New>
 </FormTemplates>
+</file>
+
+<file path=customXml/item2.xml><?xml version="1.0" encoding="utf-8"?>
+<p:properties xmlns:p="http://schemas.microsoft.com/office/2006/metadata/properties" xmlns:xsi="http://www.w3.org/2001/XMLSchema-instance" xmlns:pc="http://schemas.microsoft.com/office/infopath/2007/PartnerControls">
+  <documentManagement>
+    <_activity xmlns="bf3e1746-bde1-4d6e-9c3f-7182572f7502" xsi:nil="true"/>
+  </documentManagement>
+</p:properties>
 </file>
 
 <file path=customXml/item3.xml><?xml version="1.0" encoding="utf-8"?>
@@ -15518,19 +15402,19 @@
 </file>
 
 <file path=customXml/itemProps1.xml><?xml version="1.0" encoding="utf-8"?>
+<ds:datastoreItem xmlns:ds="http://schemas.openxmlformats.org/officeDocument/2006/customXml" ds:itemID="{0E47B778-2F23-4D89-8CBD-A1F8F2B5C373}">
+  <ds:schemaRefs>
+    <ds:schemaRef ds:uri="http://schemas.microsoft.com/sharepoint/v3/contenttype/forms"/>
+  </ds:schemaRefs>
+</ds:datastoreItem>
+</file>
+
+<file path=customXml/itemProps2.xml><?xml version="1.0" encoding="utf-8"?>
 <ds:datastoreItem xmlns:ds="http://schemas.openxmlformats.org/officeDocument/2006/customXml" ds:itemID="{E1238EBC-1CE5-4F5F-8B45-624BD2794900}">
   <ds:schemaRefs>
     <ds:schemaRef ds:uri="http://schemas.microsoft.com/office/2006/metadata/properties"/>
     <ds:schemaRef ds:uri="http://schemas.microsoft.com/office/infopath/2007/PartnerControls"/>
     <ds:schemaRef ds:uri="bf3e1746-bde1-4d6e-9c3f-7182572f7502"/>
-  </ds:schemaRefs>
-</ds:datastoreItem>
-</file>
-
-<file path=customXml/itemProps2.xml><?xml version="1.0" encoding="utf-8"?>
-<ds:datastoreItem xmlns:ds="http://schemas.openxmlformats.org/officeDocument/2006/customXml" ds:itemID="{0E47B778-2F23-4D89-8CBD-A1F8F2B5C373}">
-  <ds:schemaRefs>
-    <ds:schemaRef ds:uri="http://schemas.microsoft.com/sharepoint/v3/contenttype/forms"/>
   </ds:schemaRefs>
 </ds:datastoreItem>
 </file>

--- a/file/temp/HCMC_DisenoModelacionCaucesSinuosos_EduCont_2026.docx
+++ b/file/temp/HCMC_DisenoModelacionCaucesSinuosos_EduCont_2026.docx
@@ -203,6 +203,14 @@
               </w:rPr>
               <w:t>Centro de Estudios Hidráulicos</w:t>
             </w:r>
+            <w:r>
+              <w:rPr>
+                <w:rFonts w:ascii="Arial Narrow" w:hAnsi="Arial Narrow" w:cs="Arial"/>
+                <w:szCs w:val="24"/>
+                <w:lang w:val="es-CO"/>
+              </w:rPr>
+              <w:t xml:space="preserve"> - CEH</w:t>
+            </w:r>
           </w:p>
         </w:tc>
       </w:tr>
@@ -322,11 +330,39 @@
                 <w:color w:val="0070C0"/>
                 <w:szCs w:val="24"/>
               </w:rPr>
-              <w:t xml:space="preserve">Tema General: </w:t>
-            </w:r>
-            <w:r>
-              <w:rPr>
-                <w:rFonts w:ascii="Arial Narrow" w:hAnsi="Arial Narrow" w:cs="Arial"/>
+              <w:t xml:space="preserve">Tema </w:t>
+            </w:r>
+            <w:r>
+              <w:rPr>
+                <w:rFonts w:ascii="Arial Narrow" w:hAnsi="Arial Narrow" w:cs="Arial"/>
+                <w:color w:val="0070C0"/>
+                <w:szCs w:val="24"/>
+              </w:rPr>
+              <w:t>g</w:t>
+            </w:r>
+            <w:r>
+              <w:rPr>
+                <w:rFonts w:ascii="Arial Narrow" w:hAnsi="Arial Narrow" w:cs="Arial"/>
+                <w:color w:val="0070C0"/>
+                <w:szCs w:val="24"/>
+              </w:rPr>
+              <w:t xml:space="preserve">eneral: </w:t>
+            </w:r>
+            <w:r>
+              <w:rPr>
+                <w:rFonts w:ascii="Arial Narrow" w:hAnsi="Arial Narrow" w:cs="Arial"/>
+                <w:i/>
+                <w:iCs/>
+                <w:color w:val="0070C0"/>
+                <w:szCs w:val="24"/>
+              </w:rPr>
+              <w:t>“</w:t>
+            </w:r>
+            <w:r>
+              <w:rPr>
+                <w:rFonts w:ascii="Arial Narrow" w:hAnsi="Arial Narrow" w:cs="Arial"/>
+                <w:i/>
+                <w:iCs/>
                 <w:color w:val="0070C0"/>
                 <w:szCs w:val="24"/>
               </w:rPr>
@@ -335,6 +371,8 @@
             <w:r>
               <w:rPr>
                 <w:rFonts w:ascii="Arial Narrow" w:hAnsi="Arial Narrow" w:cs="Arial"/>
+                <w:i/>
+                <w:iCs/>
                 <w:color w:val="0070C0"/>
                 <w:szCs w:val="24"/>
               </w:rPr>
@@ -343,10 +381,22 @@
             <w:r>
               <w:rPr>
                 <w:rFonts w:ascii="Arial Narrow" w:hAnsi="Arial Narrow" w:cs="Arial"/>
+                <w:i/>
+                <w:iCs/>
                 <w:color w:val="0070C0"/>
                 <w:szCs w:val="24"/>
               </w:rPr>
               <w:t xml:space="preserve"> Artificiales</w:t>
+            </w:r>
+            <w:r>
+              <w:rPr>
+                <w:rFonts w:ascii="Arial Narrow" w:hAnsi="Arial Narrow" w:cs="Arial"/>
+                <w:i/>
+                <w:iCs/>
+                <w:color w:val="0070C0"/>
+                <w:szCs w:val="24"/>
+              </w:rPr>
+              <w:t>”</w:t>
             </w:r>
           </w:p>
           <w:p>
@@ -1539,7 +1589,28 @@
                 <w:rFonts w:ascii="Arial Narrow" w:hAnsi="Arial Narrow"/>
                 <w:color w:val="2E74B5" w:themeColor="accent1" w:themeShade="BF"/>
               </w:rPr>
-              <w:t>unidimensional y bidimensional</w:t>
+              <w:t>U</w:t>
+            </w:r>
+            <w:r>
+              <w:rPr>
+                <w:rFonts w:ascii="Arial Narrow" w:hAnsi="Arial Narrow"/>
+                <w:color w:val="2E74B5" w:themeColor="accent1" w:themeShade="BF"/>
+              </w:rPr>
+              <w:t xml:space="preserve">nidimensional y </w:t>
+            </w:r>
+            <w:r>
+              <w:rPr>
+                <w:rFonts w:ascii="Arial Narrow" w:hAnsi="Arial Narrow"/>
+                <w:color w:val="2E74B5" w:themeColor="accent1" w:themeShade="BF"/>
+              </w:rPr>
+              <w:t>B</w:t>
+            </w:r>
+            <w:r>
+              <w:rPr>
+                <w:rFonts w:ascii="Arial Narrow" w:hAnsi="Arial Narrow"/>
+                <w:color w:val="2E74B5" w:themeColor="accent1" w:themeShade="BF"/>
+              </w:rPr>
+              <w:t>idimensional</w:t>
             </w:r>
             <w:r>
               <w:rPr>
@@ -2851,7 +2922,7 @@
                 <w:rFonts w:ascii="Arial Narrow" w:hAnsi="Arial Narrow"/>
                 <w:color w:val="2E74B5" w:themeColor="accent1" w:themeShade="BF"/>
               </w:rPr>
-              <w:t>os participantes se mantendrán al día con las últimas normativas y estándares internacionales, asegurando que sus conocimientos y habilidades estén alineados con las mejores prácticas del sector.</w:t>
+              <w:t>os participantes se mantendrán al día con las últimas normativas y estándares, asegurando que sus conocimientos y habilidades estén alineados con las mejores prácticas del sector.</w:t>
             </w:r>
           </w:p>
           <w:p>
@@ -3827,7 +3898,25 @@
                 <w:sz w:val="22"/>
                 <w:szCs w:val="22"/>
               </w:rPr>
-              <w:t>es un Sistema de Información Geográfica (SIG) libre y de código abierto que permite crear, editar, visualizar, analizar y publicar información geoespacial. Funciona como una alternativa gratuita y potente a programas comerciales como ArcGIS, estando disponible para sistemas operativos como Windows, macOS y Linux.</w:t>
+              <w:t>es un Sistema de Información Geográfica (SIG) libre y de código abierto que permite crear, editar, visualizar, analizar y publicar información geoespacial. Funciona como una alternativa gratuita y potente a programas comerciales como ArcGIS</w:t>
+            </w:r>
+            <w:r>
+              <w:rPr>
+                <w:rFonts w:ascii="Arial Narrow" w:hAnsi="Arial Narrow"/>
+                <w:color w:val="2E74B5" w:themeColor="accent1" w:themeShade="BF"/>
+                <w:sz w:val="22"/>
+                <w:szCs w:val="22"/>
+              </w:rPr>
+              <w:t xml:space="preserve"> de Esri</w:t>
+            </w:r>
+            <w:r>
+              <w:rPr>
+                <w:rFonts w:ascii="Arial Narrow" w:hAnsi="Arial Narrow"/>
+                <w:color w:val="2E74B5" w:themeColor="accent1" w:themeShade="BF"/>
+                <w:sz w:val="22"/>
+                <w:szCs w:val="22"/>
+              </w:rPr>
+              <w:t>, estando disponible para sistemas operativos como Windows, macOS y Linux.</w:t>
             </w:r>
             <w:r>
               <w:rPr>
@@ -5036,7 +5125,27 @@
                 <w:color w:val="0070C0"/>
                 <w:szCs w:val="24"/>
               </w:rPr>
-              <w:t>Modelación hidrológica para obtención de caudales de diseño e hidrogramas para tránsito de crecientes</w:t>
+              <w:t xml:space="preserve">Modelación hidrológica para obtención de caudales de diseño </w:t>
+            </w:r>
+            <w:r>
+              <w:rPr>
+                <w:rFonts w:ascii="Arial Narrow" w:hAnsi="Arial Narrow" w:cs="Arial"/>
+                <w:b w:val="0"/>
+                <w:bCs/>
+                <w:color w:val="0070C0"/>
+                <w:szCs w:val="24"/>
+              </w:rPr>
+              <w:t xml:space="preserve">(máximos, medios y ecológicos) </w:t>
+            </w:r>
+            <w:r>
+              <w:rPr>
+                <w:rFonts w:ascii="Arial Narrow" w:hAnsi="Arial Narrow" w:cs="Arial"/>
+                <w:b w:val="0"/>
+                <w:bCs/>
+                <w:color w:val="0070C0"/>
+                <w:szCs w:val="24"/>
+              </w:rPr>
+              <w:t>e hidrogramas para tránsito de crecientes</w:t>
             </w:r>
           </w:p>
           <w:p>
@@ -7322,7 +7431,14 @@
                 <w:rFonts w:ascii="Arial Narrow" w:hAnsi="Arial Narrow"/>
                 <w:color w:val="0070C0"/>
               </w:rPr>
-              <w:t>o gestión municipal de recursos hidráulicos</w:t>
+              <w:t>o gestión de recursos hidráulicos</w:t>
+            </w:r>
+            <w:r>
+              <w:rPr>
+                <w:rFonts w:ascii="Arial Narrow" w:hAnsi="Arial Narrow"/>
+                <w:color w:val="0070C0"/>
+              </w:rPr>
+              <w:t xml:space="preserve"> y medio ambiente</w:t>
             </w:r>
           </w:p>
         </w:tc>
@@ -8369,6 +8485,7 @@
           </w:p>
           <w:p>
             <w:pPr>
+              <w:jc w:val="both"/>
               <w:rPr>
                 <w:rFonts w:ascii="Arial Narrow" w:hAnsi="Arial Narrow"/>
                 <w:color w:val="0070C0"/>
@@ -8410,15 +8527,17 @@
           </w:p>
           <w:p>
             <w:pPr>
-              <w:rPr>
-                <w:rFonts w:ascii="Arial Narrow" w:hAnsi="Arial Narrow"/>
-                <w:color w:val="0070C0"/>
-                <w:lang w:val="es-CO"/>
-              </w:rPr>
-            </w:pPr>
-          </w:p>
-          <w:p>
-            <w:pPr>
+              <w:jc w:val="both"/>
+              <w:rPr>
+                <w:rFonts w:ascii="Arial Narrow" w:hAnsi="Arial Narrow"/>
+                <w:color w:val="0070C0"/>
+                <w:lang w:val="es-CO"/>
+              </w:rPr>
+            </w:pPr>
+          </w:p>
+          <w:p>
+            <w:pPr>
+              <w:jc w:val="both"/>
               <w:rPr>
                 <w:rFonts w:ascii="Arial Narrow" w:hAnsi="Arial Narrow"/>
                 <w:color w:val="0070C0"/>
@@ -8436,15 +8555,17 @@
           </w:p>
           <w:p>
             <w:pPr>
-              <w:rPr>
-                <w:rFonts w:ascii="Arial Narrow" w:hAnsi="Arial Narrow"/>
-                <w:color w:val="0070C0"/>
-                <w:lang w:val="es-CO"/>
-              </w:rPr>
-            </w:pPr>
-          </w:p>
-          <w:p>
-            <w:pPr>
+              <w:jc w:val="both"/>
+              <w:rPr>
+                <w:rFonts w:ascii="Arial Narrow" w:hAnsi="Arial Narrow"/>
+                <w:color w:val="0070C0"/>
+                <w:lang w:val="es-CO"/>
+              </w:rPr>
+            </w:pPr>
+          </w:p>
+          <w:p>
+            <w:pPr>
+              <w:jc w:val="both"/>
               <w:rPr>
                 <w:rFonts w:ascii="Arial Narrow" w:hAnsi="Arial Narrow"/>
                 <w:color w:val="0070C0"/>
@@ -8614,16 +8735,7 @@
                 <w:color w:val="0070C0"/>
                 <w:lang w:val="es-CO"/>
               </w:rPr>
-              <w:t xml:space="preserve">La demanda de profesionales con habilidades en modelación hidrológica e hidráulica es alta y creciente en Colombia, impulsada por el dinamismo del sector de infraestructura, la expansión de obras civiles y la necesidad urgente de gestionar el recurso hídrico con criterios técnicos avanzados. En primer lugar, el país presenta un crecimiento sostenido en obras civiles: la producción del sector aumentó 6,3 % entre 2024 y 2025, destacándose proyectos relacionados con tuberías, líneas de </w:t>
-            </w:r>
-            <w:r>
-              <w:rPr>
-                <w:rFonts w:ascii="Arial Narrow" w:hAnsi="Arial Narrow"/>
-                <w:color w:val="0070C0"/>
-                <w:lang w:val="es-CO"/>
-              </w:rPr>
-              <w:lastRenderedPageBreak/>
-              <w:t xml:space="preserve">conducción y obras conexas, que requieren profesionales capaces de simular redes hidráulicas y evaluar sistemas de drenaje y abastecimiento. </w:t>
+              <w:t xml:space="preserve">La demanda de profesionales con habilidades en modelación hidrológica e hidráulica es alta y creciente en Colombia, impulsada por el dinamismo del sector de infraestructura, la expansión de obras civiles y la necesidad urgente de gestionar el recurso hídrico con criterios técnicos avanzados. En primer lugar, el país presenta un crecimiento sostenido en obras civiles: la producción del sector aumentó 6,3 % entre 2024 y 2025, destacándose proyectos relacionados con tuberías, líneas de conducción y obras conexas, que requieren profesionales capaces de simular redes hidráulicas y evaluar sistemas de drenaje y abastecimiento. </w:t>
             </w:r>
           </w:p>
           <w:p>
@@ -9175,7 +9287,6 @@
                 <w:rFonts w:ascii="Arial Narrow" w:hAnsi="Arial Narrow" w:cs="Arial"/>
                 <w:b/>
               </w:rPr>
-              <w:lastRenderedPageBreak/>
               <w:t>Nombre de la universidad o institución:</w:t>
             </w:r>
           </w:p>
@@ -9221,6 +9332,7 @@
                 <w:rFonts w:ascii="Arial Narrow" w:hAnsi="Arial Narrow" w:cs="Arial"/>
                 <w:b/>
               </w:rPr>
+              <w:lastRenderedPageBreak/>
               <w:t xml:space="preserve">Nombre del programa: </w:t>
             </w:r>
           </w:p>
@@ -10071,7 +10183,6 @@
                 <w:szCs w:val="24"/>
                 <w:lang w:val="es-CO"/>
               </w:rPr>
-              <w:lastRenderedPageBreak/>
               <w:t xml:space="preserve">Publicaciones y boletines de ACODAL (comunicados, congresos, boletines del sector). </w:t>
             </w:r>
           </w:p>
@@ -10100,6 +10211,7 @@
                 <w:szCs w:val="24"/>
                 <w:lang w:val="es-CO"/>
               </w:rPr>
+              <w:lastRenderedPageBreak/>
               <w:t>CCI – Revista “Infraestructura &amp; Desarrollo” y notas sectoriales (contexto de obras civiles con requerimientos hidráulicos/hidrológicos).</w:t>
             </w:r>
           </w:p>
@@ -15144,20 +15256,20 @@
 </file>
 
 <file path=customXml/item1.xml><?xml version="1.0" encoding="utf-8"?>
+<p:properties xmlns:p="http://schemas.microsoft.com/office/2006/metadata/properties" xmlns:xsi="http://www.w3.org/2001/XMLSchema-instance" xmlns:pc="http://schemas.microsoft.com/office/infopath/2007/PartnerControls">
+  <documentManagement>
+    <_activity xmlns="bf3e1746-bde1-4d6e-9c3f-7182572f7502" xsi:nil="true"/>
+  </documentManagement>
+</p:properties>
+</file>
+
+<file path=customXml/item2.xml><?xml version="1.0" encoding="utf-8"?>
 <?mso-contentType ?>
 <FormTemplates xmlns="http://schemas.microsoft.com/sharepoint/v3/contenttype/forms">
   <Display>DocumentLibraryForm</Display>
   <Edit>DocumentLibraryForm</Edit>
   <New>DocumentLibraryForm</New>
 </FormTemplates>
-</file>
-
-<file path=customXml/item2.xml><?xml version="1.0" encoding="utf-8"?>
-<p:properties xmlns:p="http://schemas.microsoft.com/office/2006/metadata/properties" xmlns:xsi="http://www.w3.org/2001/XMLSchema-instance" xmlns:pc="http://schemas.microsoft.com/office/infopath/2007/PartnerControls">
-  <documentManagement>
-    <_activity xmlns="bf3e1746-bde1-4d6e-9c3f-7182572f7502" xsi:nil="true"/>
-  </documentManagement>
-</p:properties>
 </file>
 
 <file path=customXml/item3.xml><?xml version="1.0" encoding="utf-8"?>
@@ -15402,19 +15514,19 @@
 </file>
 
 <file path=customXml/itemProps1.xml><?xml version="1.0" encoding="utf-8"?>
-<ds:datastoreItem xmlns:ds="http://schemas.openxmlformats.org/officeDocument/2006/customXml" ds:itemID="{0E47B778-2F23-4D89-8CBD-A1F8F2B5C373}">
+<ds:datastoreItem xmlns:ds="http://schemas.openxmlformats.org/officeDocument/2006/customXml" ds:itemID="{E1238EBC-1CE5-4F5F-8B45-624BD2794900}">
   <ds:schemaRefs>
-    <ds:schemaRef ds:uri="http://schemas.microsoft.com/sharepoint/v3/contenttype/forms"/>
+    <ds:schemaRef ds:uri="http://schemas.microsoft.com/office/2006/metadata/properties"/>
+    <ds:schemaRef ds:uri="http://schemas.microsoft.com/office/infopath/2007/PartnerControls"/>
+    <ds:schemaRef ds:uri="bf3e1746-bde1-4d6e-9c3f-7182572f7502"/>
   </ds:schemaRefs>
 </ds:datastoreItem>
 </file>
 
 <file path=customXml/itemProps2.xml><?xml version="1.0" encoding="utf-8"?>
-<ds:datastoreItem xmlns:ds="http://schemas.openxmlformats.org/officeDocument/2006/customXml" ds:itemID="{E1238EBC-1CE5-4F5F-8B45-624BD2794900}">
+<ds:datastoreItem xmlns:ds="http://schemas.openxmlformats.org/officeDocument/2006/customXml" ds:itemID="{0E47B778-2F23-4D89-8CBD-A1F8F2B5C373}">
   <ds:schemaRefs>
-    <ds:schemaRef ds:uri="http://schemas.microsoft.com/office/2006/metadata/properties"/>
-    <ds:schemaRef ds:uri="http://schemas.microsoft.com/office/infopath/2007/PartnerControls"/>
-    <ds:schemaRef ds:uri="bf3e1746-bde1-4d6e-9c3f-7182572f7502"/>
+    <ds:schemaRef ds:uri="http://schemas.microsoft.com/sharepoint/v3/contenttype/forms"/>
   </ds:schemaRefs>
 </ds:datastoreItem>
 </file>
